--- a/hackathon/Agent教育工具/basic info/Project介绍.docx
+++ b/hackathon/Agent教育工具/basic info/Project介绍.docx
@@ -95,7 +95,7 @@
                 <w:rFonts w:ascii="宋体" w:eastAsia="宋体" w:hAnsi="宋体" w:cs="Times New Roman"/>
                 <w:b/>
               </w:rPr>
-              <w:t>, multi-agent educational operating system。</w:t>
+              <w:t xml:space="preserve">, multi-agent educational operating </w:t>
             </w:r>
             <w:proofErr w:type="spellStart"/>
             <w:r>
@@ -103,7 +103,7 @@
                 <w:rFonts w:ascii="宋体" w:eastAsia="宋体" w:hAnsi="宋体" w:cs="Times New Roman"/>
                 <w:b/>
               </w:rPr>
-              <w:t>核心目标是把传统线性教学流程升级为</w:t>
+              <w:t>system。核心目标是把传统线性教学流程升级为</w:t>
             </w:r>
             <w:proofErr w:type="spellEnd"/>
             <w:r>
@@ -127,15 +127,7 @@
                 <w:rFonts w:ascii="宋体" w:eastAsia="宋体" w:hAnsi="宋体" w:cs="Times New Roman"/>
                 <w:b/>
               </w:rPr>
-              <w:t>loop，</w:t>
-            </w:r>
-            <w:proofErr w:type="gramStart"/>
-            <w:r>
-              <w:rPr>
-                <w:rFonts w:ascii="宋体" w:eastAsia="宋体" w:hAnsi="宋体" w:cs="Times New Roman"/>
-                <w:b/>
-              </w:rPr>
-              <w:t>并以</w:t>
+              <w:t>loop，并以</w:t>
             </w:r>
             <w:proofErr w:type="spellEnd"/>
             <w:r>
@@ -146,7 +138,6 @@
               </w:rPr>
               <w:t>‘</w:t>
             </w:r>
-            <w:proofErr w:type="gramEnd"/>
             <w:r>
               <w:rPr>
                 <w:rFonts w:ascii="宋体" w:eastAsia="宋体" w:hAnsi="宋体" w:cs="Times New Roman" w:hint="eastAsia"/>
@@ -838,7 +829,7 @@
           <w:p>
             <w:pPr>
               <w:rPr>
-                <w:rFonts w:ascii="宋体" w:eastAsia="宋体" w:hAnsi="宋体" w:cs="Times New Roman" w:hint="eastAsia"/>
+                <w:rFonts w:ascii="宋体" w:eastAsia="宋体" w:hAnsi="宋体" w:cs="Times New Roman"/>
                 <w:lang w:eastAsia="zh-CN"/>
               </w:rPr>
             </w:pPr>
@@ -1695,7 +1686,7 @@
         <w:spacing w:after="40"/>
         <w:ind w:left="113"/>
         <w:rPr>
-          <w:rFonts w:ascii="宋体" w:eastAsia="宋体" w:hAnsi="宋体" w:cs="Times New Roman" w:hint="eastAsia"/>
+          <w:rFonts w:ascii="宋体" w:eastAsia="宋体" w:hAnsi="宋体" w:cs="Times New Roman"/>
           <w:lang w:eastAsia="zh-CN"/>
         </w:rPr>
       </w:pPr>
@@ -1860,11 +1851,19 @@
           <w:lang w:eastAsia="zh-CN"/>
         </w:rPr>
       </w:pPr>
-      <w:r>
-        <w:rPr>
-          <w:rFonts w:ascii="宋体" w:eastAsia="宋体" w:hAnsi="宋体" w:cs="Times New Roman"/>
-        </w:rPr>
-        <w:t xml:space="preserve">本次 hackathon </w:t>
+      <w:proofErr w:type="spellStart"/>
+      <w:r>
+        <w:rPr>
+          <w:rFonts w:ascii="宋体" w:eastAsia="宋体" w:hAnsi="宋体" w:cs="Times New Roman"/>
+        </w:rPr>
+        <w:t>本次</w:t>
+      </w:r>
+      <w:proofErr w:type="spellEnd"/>
+      <w:r>
+        <w:rPr>
+          <w:rFonts w:ascii="宋体" w:eastAsia="宋体" w:hAnsi="宋体" w:cs="Times New Roman"/>
+        </w:rPr>
+        <w:t xml:space="preserve"> hackathon </w:t>
       </w:r>
       <w:proofErr w:type="spellStart"/>
       <w:r>
@@ -1951,7 +1950,6 @@
         </w:rPr>
         <w:t>’</w:t>
       </w:r>
-      <w:proofErr w:type="gramStart"/>
       <w:r>
         <w:rPr>
           <w:rFonts w:ascii="宋体" w:eastAsia="宋体" w:hAnsi="宋体" w:cs="Times New Roman"/>
@@ -1965,7 +1963,6 @@
         </w:rPr>
         <w:t>‘</w:t>
       </w:r>
-      <w:proofErr w:type="gramEnd"/>
       <w:r>
         <w:rPr>
           <w:rFonts w:ascii="宋体" w:eastAsia="宋体" w:hAnsi="宋体" w:cs="Times New Roman"/>
@@ -1993,7 +1990,6 @@
         </w:rPr>
         <w:t>’</w:t>
       </w:r>
-      <w:proofErr w:type="gramStart"/>
       <w:r>
         <w:rPr>
           <w:rFonts w:ascii="宋体" w:eastAsia="宋体" w:hAnsi="宋体" w:cs="Times New Roman"/>
@@ -2007,7 +2003,6 @@
         </w:rPr>
         <w:t>‘</w:t>
       </w:r>
-      <w:proofErr w:type="gramEnd"/>
       <w:r>
         <w:rPr>
           <w:rFonts w:ascii="宋体" w:eastAsia="宋体" w:hAnsi="宋体" w:cs="Times New Roman"/>
@@ -2112,7 +2107,21 @@
         <w:rPr>
           <w:rFonts w:ascii="宋体" w:eastAsia="宋体" w:hAnsi="宋体" w:cs="Times New Roman"/>
         </w:rPr>
-        <w:t xml:space="preserve">• 证明 learner evidence </w:t>
+        <w:t xml:space="preserve">• </w:t>
+      </w:r>
+      <w:proofErr w:type="spellStart"/>
+      <w:r>
+        <w:rPr>
+          <w:rFonts w:ascii="宋体" w:eastAsia="宋体" w:hAnsi="宋体" w:cs="Times New Roman"/>
+        </w:rPr>
+        <w:t>证明</w:t>
+      </w:r>
+      <w:proofErr w:type="spellEnd"/>
+      <w:r>
+        <w:rPr>
+          <w:rFonts w:ascii="宋体" w:eastAsia="宋体" w:hAnsi="宋体" w:cs="Times New Roman"/>
+        </w:rPr>
+        <w:t xml:space="preserve"> learner evidence </w:t>
       </w:r>
       <w:proofErr w:type="spellStart"/>
       <w:r>
@@ -2168,48 +2177,41 @@
       <w:pPr>
         <w:pStyle w:val="Heading1"/>
         <w:rPr>
+          <w:rFonts w:ascii="宋体" w:eastAsia="宋体" w:hAnsi="宋体" w:cs="Times New Roman"/>
+          <w:lang w:eastAsia="zh-CN"/>
+        </w:rPr>
+      </w:pPr>
+      <w:r>
+        <w:rPr>
+          <w:rFonts w:ascii="宋体" w:eastAsia="宋体" w:hAnsi="宋体" w:cs="Times New Roman"/>
+        </w:rPr>
+        <w:lastRenderedPageBreak/>
+        <w:t xml:space="preserve">8. </w:t>
+      </w:r>
+      <w:proofErr w:type="spellStart"/>
+      <w:r>
+        <w:rPr>
           <w:rFonts w:ascii="宋体" w:eastAsia="宋体" w:hAnsi="宋体" w:cs="Times New Roman" w:hint="eastAsia"/>
           <w:lang w:eastAsia="zh-CN"/>
         </w:rPr>
-      </w:pPr>
-      <w:r>
-        <w:rPr>
-          <w:rFonts w:ascii="宋体" w:eastAsia="宋体" w:hAnsi="宋体" w:cs="Times New Roman"/>
-        </w:rPr>
-        <w:lastRenderedPageBreak/>
-        <w:t xml:space="preserve">8. </w:t>
-      </w:r>
-      <w:proofErr w:type="spellStart"/>
+        <w:t>hackthon</w:t>
+      </w:r>
+      <w:proofErr w:type="spellEnd"/>
       <w:r>
         <w:rPr>
           <w:rFonts w:ascii="宋体" w:eastAsia="宋体" w:hAnsi="宋体" w:cs="Times New Roman" w:hint="eastAsia"/>
           <w:lang w:eastAsia="zh-CN"/>
         </w:rPr>
-        <w:t>hackthon</w:t>
+        <w:t>结束时的</w:t>
+      </w:r>
+      <w:proofErr w:type="spellStart"/>
+      <w:r>
+        <w:rPr>
+          <w:rFonts w:ascii="宋体" w:eastAsia="宋体" w:hAnsi="宋体" w:cs="MS Gothic" w:hint="eastAsia"/>
+        </w:rPr>
+        <w:t>交付物</w:t>
       </w:r>
       <w:proofErr w:type="spellEnd"/>
-      <w:r>
-        <w:rPr>
-          <w:rFonts w:ascii="宋体" w:eastAsia="宋体" w:hAnsi="宋体" w:cs="Times New Roman" w:hint="eastAsia"/>
-          <w:lang w:eastAsia="zh-CN"/>
-        </w:rPr>
-        <w:t>结束时的</w:t>
-      </w:r>
-      <w:proofErr w:type="spellStart"/>
-      <w:r>
-        <w:rPr>
-          <w:rFonts w:ascii="宋体" w:eastAsia="宋体" w:hAnsi="宋体" w:cs="MS Gothic" w:hint="eastAsia"/>
-        </w:rPr>
-        <w:t>交付物</w:t>
-      </w:r>
-      <w:proofErr w:type="spellEnd"/>
-      <w:r>
-        <w:rPr>
-          <w:rFonts w:ascii="宋体" w:eastAsia="宋体" w:hAnsi="宋体" w:cs="MS Gothic" w:hint="eastAsia"/>
-          <w:lang w:eastAsia="zh-CN"/>
-        </w:rPr>
-        <w:t xml:space="preserve"> (具体看excel)</w:t>
-      </w:r>
     </w:p>
     <w:tbl>
       <w:tblPr>
@@ -2340,11 +2342,19 @@
                 <w:rFonts w:ascii="宋体" w:eastAsia="宋体" w:hAnsi="宋体" w:cs="Times New Roman"/>
               </w:rPr>
             </w:pPr>
+            <w:proofErr w:type="spellStart"/>
             <w:r>
               <w:rPr>
                 <w:rFonts w:ascii="宋体" w:eastAsia="宋体" w:hAnsi="宋体" w:cs="Times New Roman"/>
               </w:rPr>
-              <w:t xml:space="preserve">能基于approved </w:t>
+              <w:t>能基于approved</w:t>
+            </w:r>
+            <w:proofErr w:type="spellEnd"/>
+            <w:r>
+              <w:rPr>
+                <w:rFonts w:ascii="宋体" w:eastAsia="宋体" w:hAnsi="宋体" w:cs="Times New Roman"/>
+              </w:rPr>
+              <w:t xml:space="preserve"> </w:t>
             </w:r>
             <w:proofErr w:type="spellStart"/>
             <w:r>
@@ -2392,7 +2402,7 @@
           <w:p>
             <w:pPr>
               <w:rPr>
-                <w:rFonts w:ascii="宋体" w:eastAsia="宋体" w:hAnsi="宋体" w:cs="Times New Roman" w:hint="eastAsia"/>
+                <w:rFonts w:ascii="宋体" w:eastAsia="宋体" w:hAnsi="宋体" w:cs="Times New Roman"/>
                 <w:lang w:eastAsia="zh-CN"/>
               </w:rPr>
             </w:pPr>
@@ -2464,7 +2474,7 @@
           <w:p>
             <w:pPr>
               <w:rPr>
-                <w:rFonts w:ascii="宋体" w:eastAsia="宋体" w:hAnsi="宋体" w:cs="Times New Roman" w:hint="eastAsia"/>
+                <w:rFonts w:ascii="宋体" w:eastAsia="宋体" w:hAnsi="宋体" w:cs="Times New Roman"/>
                 <w:lang w:eastAsia="zh-CN"/>
               </w:rPr>
             </w:pPr>
@@ -2507,7 +2517,7 @@
           <w:p>
             <w:pPr>
               <w:rPr>
-                <w:rFonts w:ascii="宋体" w:eastAsia="宋体" w:hAnsi="宋体" w:cs="Times New Roman" w:hint="eastAsia"/>
+                <w:rFonts w:ascii="宋体" w:eastAsia="宋体" w:hAnsi="宋体" w:cs="Times New Roman"/>
                 <w:lang w:eastAsia="zh-CN"/>
               </w:rPr>
             </w:pPr>
@@ -2818,7 +2828,7 @@
           <w:p>
             <w:pPr>
               <w:rPr>
-                <w:rFonts w:ascii="宋体" w:eastAsia="宋体" w:hAnsi="宋体" w:cs="Times New Roman" w:hint="eastAsia"/>
+                <w:rFonts w:ascii="宋体" w:eastAsia="宋体" w:hAnsi="宋体" w:cs="Times New Roman"/>
                 <w:lang w:eastAsia="zh-CN"/>
               </w:rPr>
             </w:pPr>
@@ -2876,6 +2886,7 @@
       <w:pPr>
         <w:rPr>
           <w:rFonts w:ascii="宋体" w:eastAsia="宋体" w:hAnsi="宋体" w:cs="Times New Roman"/>
+          <w:lang w:eastAsia="zh-CN"/>
         </w:rPr>
       </w:pPr>
     </w:p>
